--- a/Strategy/Commandos Behind Enemy Lines (2.51 GB)/2-Documentation (197 MB)/7-Community Docs/Source.docx
+++ b/Strategy/Commandos Behind Enemy Lines (2.51 GB)/2-Documentation (197 MB)/7-Community Docs/Source.docx
@@ -126,6 +126,22 @@
       </w:r>
       <w:r>
         <w:br/>
+      </w:r>
+      <w:r>
+        <w:t xml:space="preserve">* </w:t>
+      </w:r>
+      <w:r>
+        <w:rPr>
+          <w:b/>
+          <w:bCs/>
+        </w:rPr>
+        <w:t>Download Server / Mirror</w:t>
+      </w:r>
+      <w:r>
+        <w:t>: www.mobygames.com</w:t>
+      </w:r>
+      <w:r>
+        <w:br/>
         <w:t xml:space="preserve">* </w:t>
       </w:r>
       <w:r>
@@ -353,6 +369,22 @@
       </w:r>
       <w:r>
         <w:br/>
+      </w:r>
+      <w:r>
+        <w:t xml:space="preserve">* </w:t>
+      </w:r>
+      <w:r>
+        <w:rPr>
+          <w:b/>
+          <w:bCs/>
+        </w:rPr>
+        <w:t>Download Server / Mirror</w:t>
+      </w:r>
+      <w:r>
+        <w:t>: www.mobygames.com</w:t>
+      </w:r>
+      <w:r>
+        <w:br/>
         <w:t xml:space="preserve">* </w:t>
       </w:r>
       <w:r>
@@ -425,6 +457,7 @@
         <w:ind w:left="720"/>
       </w:pPr>
       <w:r>
+        <w:lastRenderedPageBreak/>
         <w:t xml:space="preserve">* </w:t>
       </w:r>
       <w:r>
